--- a/backend/Internship_submission/Project Developement/User Acceptance Testing FSD.docx
+++ b/backend/Internship_submission/Project Developement/User Acceptance Testing FSD.docx
@@ -235,7 +235,7 @@
           </w:tcPr>
           <w:p>
             <w:r>
-              <w:t>AeroTrade (Student: Arcot Yashashivini)</w:t>
+              <w:t>shopez_swadeshi (Student: Arcot Yashashivini)</w:t>
             </w:r>
           </w:p>
         </w:tc>
@@ -343,7 +343,7 @@
         <w:rPr/>
       </w:pPr>
       <w:r>
-        <w:t>Project Name: AeroTrade Stock Trading Simulator</w:t>
+        <w:t>Project Name: ARCOT YASHASHIVINI</w:t>
       </w:r>
     </w:p>
     <w:p>
@@ -351,7 +351,7 @@
         <w:rPr/>
       </w:pPr>
       <w:r>
-        <w:t>Project Description: A high-performance MERN stack simulated stock trading terminal featuring real-time price updates, portfolio holdings, custom sparklines, RSS news, and administrative CRUD portal.</w:t>
+        <w:t>Project Description: A high-performance MERN stack simulated stock shopez_swadeshi terminal featuring real-time price updates, portfolio holdings, custom sparklines, RSS news, and administrative CRUD portal.</w:t>
       </w:r>
     </w:p>
     <w:p>
@@ -439,7 +439,7 @@
         <w:rPr/>
       </w:pPr>
       <w:r>
-        <w:t>Credentials: Admin (admin@trading.com / admin123), Trader (user@trading.com / password123)</w:t>
+        <w:t>Credentials: Admin (admin@shopez_swadeshi.com / admin123), Trader (user@shopez_swadeshi.com / password123)</w:t>
       </w:r>
     </w:p>
     <w:p>
@@ -1361,7 +1361,7 @@
         <w:rPr/>
       </w:pPr>
       <w:r>
-        <w:t>Tester Name: Arcot Yashashivini</w:t>
+        <w:t>Tester Name: ARCOT YASHASHIVINI</w:t>
       </w:r>
     </w:p>
     <w:p>
